--- a/dist/12hz-power-grid/12Hz_Executive_Summary_EN.docx
+++ b/dist/12hz-power-grid/12Hz_Executive_Summary_EN.docx
@@ -185,8 +185,8 @@
       </w:pPr>
       <w:r>
         <w:rPr>
+          <w:bCs/>
           <w:b/>
-          <w:bCs/>
         </w:rPr>
         <w:t xml:space="preserve">For workers:</w:t>
       </w:r>
@@ -203,8 +203,8 @@
       </w:pPr>
       <w:r>
         <w:rPr>
+          <w:bCs/>
           <w:b/>
-          <w:bCs/>
         </w:rPr>
         <w:t xml:space="preserve">For business owners:</w:t>
       </w:r>
@@ -221,8 +221,8 @@
       </w:pPr>
       <w:r>
         <w:rPr>
+          <w:bCs/>
           <w:b/>
-          <w:bCs/>
         </w:rPr>
         <w:t xml:space="preserve">For communities:</w:t>
       </w:r>
@@ -239,8 +239,8 @@
       </w:pPr>
       <w:r>
         <w:rPr>
+          <w:bCs/>
           <w:b/>
-          <w:bCs/>
         </w:rPr>
         <w:t xml:space="preserve">For nations:</w:t>
       </w:r>
@@ -265,9 +265,8 @@
       <w:tblPr>
         <w:tblStyle w:val="Table"/>
         <w:tblW w:type="pct" w:w="5000"/>
-        <w:jc w:val="left"/>
-        <w:tblLayout w:type="fixed"/>
         <w:tblLook w:firstRow="1" w:lastRow="0" w:firstColumn="0" w:lastColumn="0" w:noHBand="0" w:noVBand="0" w:val="0020"/>
+        <w:jc w:val="start"/>
       </w:tblPr>
       <w:tblGrid>
         <w:gridCol w:w="2640"/>
@@ -276,7 +275,7 @@
       </w:tblGrid>
       <w:tr>
         <w:trPr>
-          <w:tblHeader w:val="on"/>
+          <w:tblHeader w:val="true"/>
         </w:trPr>
         <w:tc>
           <w:tcPr/>
@@ -584,7 +583,7 @@
 <file path=word/numbering.xml><?xml version="1.0" encoding="utf-8"?>
 <w:numbering xmlns:w="http://schemas.openxmlformats.org/wordprocessingml/2006/main">
   <w:abstractNum w:abstractNumId="990">
-    <w:nsid w:val="0000A990"/>
+    <w:nsid w:val="A990"/>
     <w:multiLevelType w:val="multilevel"/>
     <w:lvl w:ilvl="0">
       <w:numFmt w:val="bullet"/>
@@ -1174,8 +1173,8 @@
     <w:name w:val="KeywordTok"/>
     <w:basedOn w:val="VerbatimChar"/>
     <w:rPr>
+      <w:color w:val="007020"/>
       <w:b/>
-      <w:color w:val="007020"/>
     </w:rPr>
   </w:style>
   <w:style w:type="character" w:customStyle="1" w:styleId="DataTypeTok">
@@ -1252,42 +1251,42 @@
     <w:name w:val="ImportTok"/>
     <w:basedOn w:val="VerbatimChar"/>
     <w:rPr>
+      <w:color w:val="008000"/>
       <w:b/>
-      <w:color w:val="008000"/>
     </w:rPr>
   </w:style>
   <w:style w:type="character" w:customStyle="1" w:styleId="CommentTok">
     <w:name w:val="CommentTok"/>
     <w:basedOn w:val="VerbatimChar"/>
     <w:rPr>
+      <w:color w:val="60a0b0"/>
       <w:i/>
-      <w:color w:val="60a0b0"/>
     </w:rPr>
   </w:style>
   <w:style w:type="character" w:customStyle="1" w:styleId="DocumentationTok">
     <w:name w:val="DocumentationTok"/>
     <w:basedOn w:val="VerbatimChar"/>
     <w:rPr>
+      <w:color w:val="ba2121"/>
       <w:i/>
-      <w:color w:val="ba2121"/>
     </w:rPr>
   </w:style>
   <w:style w:type="character" w:customStyle="1" w:styleId="AnnotationTok">
     <w:name w:val="AnnotationTok"/>
     <w:basedOn w:val="VerbatimChar"/>
     <w:rPr>
+      <w:color w:val="60a0b0"/>
       <w:b/>
       <w:i/>
-      <w:color w:val="60a0b0"/>
     </w:rPr>
   </w:style>
   <w:style w:type="character" w:customStyle="1" w:styleId="CommentVarTok">
     <w:name w:val="CommentVarTok"/>
     <w:basedOn w:val="VerbatimChar"/>
     <w:rPr>
+      <w:color w:val="60a0b0"/>
       <w:b/>
       <w:i/>
-      <w:color w:val="60a0b0"/>
     </w:rPr>
   </w:style>
   <w:style w:type="character" w:customStyle="1" w:styleId="OtherTok">
@@ -1315,8 +1314,8 @@
     <w:name w:val="ControlFlowTok"/>
     <w:basedOn w:val="VerbatimChar"/>
     <w:rPr>
+      <w:color w:val="007020"/>
       <w:b/>
-      <w:color w:val="007020"/>
     </w:rPr>
   </w:style>
   <w:style w:type="character" w:customStyle="1" w:styleId="OperatorTok">
@@ -1361,34 +1360,34 @@
     <w:name w:val="InformationTok"/>
     <w:basedOn w:val="VerbatimChar"/>
     <w:rPr>
+      <w:color w:val="60a0b0"/>
       <w:b/>
       <w:i/>
-      <w:color w:val="60a0b0"/>
     </w:rPr>
   </w:style>
   <w:style w:type="character" w:customStyle="1" w:styleId="WarningTok">
     <w:name w:val="WarningTok"/>
     <w:basedOn w:val="VerbatimChar"/>
     <w:rPr>
+      <w:color w:val="60a0b0"/>
       <w:b/>
       <w:i/>
-      <w:color w:val="60a0b0"/>
     </w:rPr>
   </w:style>
   <w:style w:type="character" w:customStyle="1" w:styleId="AlertTok">
     <w:name w:val="AlertTok"/>
     <w:basedOn w:val="VerbatimChar"/>
     <w:rPr>
+      <w:color w:val="ff0000"/>
       <w:b/>
-      <w:color w:val="ff0000"/>
     </w:rPr>
   </w:style>
   <w:style w:type="character" w:customStyle="1" w:styleId="ErrorTok">
     <w:name w:val="ErrorTok"/>
     <w:basedOn w:val="VerbatimChar"/>
     <w:rPr>
+      <w:color w:val="ff0000"/>
       <w:b/>
-      <w:color w:val="ff0000"/>
     </w:rPr>
   </w:style>
   <w:style w:type="character" w:customStyle="1" w:styleId="NormalTok">

--- a/dist/12hz-power-grid/12Hz_Executive_Summary_EN.docx
+++ b/dist/12hz-power-grid/12Hz_Executive_Summary_EN.docx
@@ -101,13 +101,7 @@
         <w:pStyle w:val="Date"/>
       </w:pPr>
       <w:r>
-        <w:t xml:space="preserve">April</w:t>
-      </w:r>
-      <w:r>
-        <w:t xml:space="preserve"> </w:t>
-      </w:r>
-      <w:r>
-        <w:t xml:space="preserve">2026</w:t>
+        <w:t xml:space="preserve">2026-04-01</w:t>
       </w:r>
     </w:p>
     <w:bookmarkStart w:id="20" w:name="the-problem"/>

--- a/dist/12hz-power-grid/12Hz_Executive_Summary_EN.docx
+++ b/dist/12hz-power-grid/12Hz_Executive_Summary_EN.docx
@@ -179,8 +179,8 @@
       </w:pPr>
       <w:r>
         <w:rPr>
+          <w:b/>
           <w:bCs/>
-          <w:b/>
         </w:rPr>
         <w:t xml:space="preserve">For workers:</w:t>
       </w:r>
@@ -197,8 +197,8 @@
       </w:pPr>
       <w:r>
         <w:rPr>
+          <w:b/>
           <w:bCs/>
-          <w:b/>
         </w:rPr>
         <w:t xml:space="preserve">For business owners:</w:t>
       </w:r>
@@ -215,8 +215,8 @@
       </w:pPr>
       <w:r>
         <w:rPr>
+          <w:b/>
           <w:bCs/>
-          <w:b/>
         </w:rPr>
         <w:t xml:space="preserve">For communities:</w:t>
       </w:r>
@@ -233,8 +233,8 @@
       </w:pPr>
       <w:r>
         <w:rPr>
+          <w:b/>
           <w:bCs/>
-          <w:b/>
         </w:rPr>
         <w:t xml:space="preserve">For nations:</w:t>
       </w:r>
@@ -259,8 +259,9 @@
       <w:tblPr>
         <w:tblStyle w:val="Table"/>
         <w:tblW w:type="pct" w:w="5000"/>
+        <w:jc w:val="left"/>
+        <w:tblLayout w:type="fixed"/>
         <w:tblLook w:firstRow="1" w:lastRow="0" w:firstColumn="0" w:lastColumn="0" w:noHBand="0" w:noVBand="0" w:val="0020"/>
-        <w:jc w:val="start"/>
       </w:tblPr>
       <w:tblGrid>
         <w:gridCol w:w="2640"/>
@@ -269,7 +270,7 @@
       </w:tblGrid>
       <w:tr>
         <w:trPr>
-          <w:tblHeader w:val="true"/>
+          <w:tblHeader w:val="on"/>
         </w:trPr>
         <w:tc>
           <w:tcPr/>
@@ -577,7 +578,7 @@
 <file path=word/numbering.xml><?xml version="1.0" encoding="utf-8"?>
 <w:numbering xmlns:w="http://schemas.openxmlformats.org/wordprocessingml/2006/main">
   <w:abstractNum w:abstractNumId="990">
-    <w:nsid w:val="A990"/>
+    <w:nsid w:val="0000A990"/>
     <w:multiLevelType w:val="multilevel"/>
     <w:lvl w:ilvl="0">
       <w:numFmt w:val="bullet"/>
@@ -1167,8 +1168,8 @@
     <w:name w:val="KeywordTok"/>
     <w:basedOn w:val="VerbatimChar"/>
     <w:rPr>
+      <w:b/>
       <w:color w:val="007020"/>
-      <w:b/>
     </w:rPr>
   </w:style>
   <w:style w:type="character" w:customStyle="1" w:styleId="DataTypeTok">
@@ -1245,42 +1246,42 @@
     <w:name w:val="ImportTok"/>
     <w:basedOn w:val="VerbatimChar"/>
     <w:rPr>
+      <w:b/>
       <w:color w:val="008000"/>
-      <w:b/>
     </w:rPr>
   </w:style>
   <w:style w:type="character" w:customStyle="1" w:styleId="CommentTok">
     <w:name w:val="CommentTok"/>
     <w:basedOn w:val="VerbatimChar"/>
     <w:rPr>
+      <w:i/>
       <w:color w:val="60a0b0"/>
-      <w:i/>
     </w:rPr>
   </w:style>
   <w:style w:type="character" w:customStyle="1" w:styleId="DocumentationTok">
     <w:name w:val="DocumentationTok"/>
     <w:basedOn w:val="VerbatimChar"/>
     <w:rPr>
+      <w:i/>
       <w:color w:val="ba2121"/>
-      <w:i/>
     </w:rPr>
   </w:style>
   <w:style w:type="character" w:customStyle="1" w:styleId="AnnotationTok">
     <w:name w:val="AnnotationTok"/>
     <w:basedOn w:val="VerbatimChar"/>
     <w:rPr>
-      <w:color w:val="60a0b0"/>
       <w:b/>
       <w:i/>
+      <w:color w:val="60a0b0"/>
     </w:rPr>
   </w:style>
   <w:style w:type="character" w:customStyle="1" w:styleId="CommentVarTok">
     <w:name w:val="CommentVarTok"/>
     <w:basedOn w:val="VerbatimChar"/>
     <w:rPr>
-      <w:color w:val="60a0b0"/>
       <w:b/>
       <w:i/>
+      <w:color w:val="60a0b0"/>
     </w:rPr>
   </w:style>
   <w:style w:type="character" w:customStyle="1" w:styleId="OtherTok">
@@ -1308,8 +1309,8 @@
     <w:name w:val="ControlFlowTok"/>
     <w:basedOn w:val="VerbatimChar"/>
     <w:rPr>
+      <w:b/>
       <w:color w:val="007020"/>
-      <w:b/>
     </w:rPr>
   </w:style>
   <w:style w:type="character" w:customStyle="1" w:styleId="OperatorTok">
@@ -1354,34 +1355,34 @@
     <w:name w:val="InformationTok"/>
     <w:basedOn w:val="VerbatimChar"/>
     <w:rPr>
-      <w:color w:val="60a0b0"/>
       <w:b/>
       <w:i/>
+      <w:color w:val="60a0b0"/>
     </w:rPr>
   </w:style>
   <w:style w:type="character" w:customStyle="1" w:styleId="WarningTok">
     <w:name w:val="WarningTok"/>
     <w:basedOn w:val="VerbatimChar"/>
     <w:rPr>
-      <w:color w:val="60a0b0"/>
       <w:b/>
       <w:i/>
+      <w:color w:val="60a0b0"/>
     </w:rPr>
   </w:style>
   <w:style w:type="character" w:customStyle="1" w:styleId="AlertTok">
     <w:name w:val="AlertTok"/>
     <w:basedOn w:val="VerbatimChar"/>
     <w:rPr>
+      <w:b/>
       <w:color w:val="ff0000"/>
-      <w:b/>
     </w:rPr>
   </w:style>
   <w:style w:type="character" w:customStyle="1" w:styleId="ErrorTok">
     <w:name w:val="ErrorTok"/>
     <w:basedOn w:val="VerbatimChar"/>
     <w:rPr>
+      <w:b/>
       <w:color w:val="ff0000"/>
-      <w:b/>
     </w:rPr>
   </w:style>
   <w:style w:type="character" w:customStyle="1" w:styleId="NormalTok">

--- a/dist/12hz-power-grid/12Hz_Executive_Summary_EN.docx
+++ b/dist/12hz-power-grid/12Hz_Executive_Summary_EN.docx
@@ -7,31 +7,7 @@
         <w:pStyle w:val="Title"/>
       </w:pPr>
       <w:r>
-        <w:t xml:space="preserve">The</w:t>
-      </w:r>
-      <w:r>
-        <w:t xml:space="preserve"> </w:t>
-      </w:r>
-      <w:r>
-        <w:t xml:space="preserve">12</w:t>
-      </w:r>
-      <w:r>
-        <w:t xml:space="preserve"> </w:t>
-      </w:r>
-      <w:r>
-        <w:t xml:space="preserve">Hz</w:t>
-      </w:r>
-      <w:r>
-        <w:t xml:space="preserve"> </w:t>
-      </w:r>
-      <w:r>
-        <w:t xml:space="preserve">Power</w:t>
-      </w:r>
-      <w:r>
-        <w:t xml:space="preserve"> </w:t>
-      </w:r>
-      <w:r>
-        <w:t xml:space="preserve">Grid</w:t>
+        <w:t xml:space="preserve">The 12 Hz Power Grid</w:t>
       </w:r>
     </w:p>
     <w:p>
@@ -39,61 +15,7 @@
         <w:pStyle w:val="Subtitle"/>
       </w:pPr>
       <w:r>
-        <w:t xml:space="preserve">A</w:t>
-      </w:r>
-      <w:r>
-        <w:t xml:space="preserve"> </w:t>
-      </w:r>
-      <w:r>
-        <w:t xml:space="preserve">Sovereign</w:t>
-      </w:r>
-      <w:r>
-        <w:t xml:space="preserve"> </w:t>
-      </w:r>
-      <w:r>
-        <w:t xml:space="preserve">Backbone</w:t>
-      </w:r>
-      <w:r>
-        <w:t xml:space="preserve"> </w:t>
-      </w:r>
-      <w:r>
-        <w:t xml:space="preserve">from</w:t>
-      </w:r>
-      <w:r>
-        <w:t xml:space="preserve"> </w:t>
-      </w:r>
-      <w:r>
-        <w:t xml:space="preserve">Local</w:t>
-      </w:r>
-      <w:r>
-        <w:t xml:space="preserve"> </w:t>
-      </w:r>
-      <w:r>
-        <w:t xml:space="preserve">Materials,</w:t>
-      </w:r>
-      <w:r>
-        <w:t xml:space="preserve"> </w:t>
-      </w:r>
-      <w:r>
-        <w:t xml:space="preserve">Built</w:t>
-      </w:r>
-      <w:r>
-        <w:t xml:space="preserve"> </w:t>
-      </w:r>
-      <w:r>
-        <w:t xml:space="preserve">by</w:t>
-      </w:r>
-      <w:r>
-        <w:t xml:space="preserve"> </w:t>
-      </w:r>
-      <w:r>
-        <w:t xml:space="preserve">Local</w:t>
-      </w:r>
-      <w:r>
-        <w:t xml:space="preserve"> </w:t>
-      </w:r>
-      <w:r>
-        <w:t xml:space="preserve">Workers</w:t>
+        <w:t xml:space="preserve">A Sovereign Backbone from Local Materials, Built by Local Workers</w:t>
       </w:r>
     </w:p>
     <w:p>
@@ -104,7 +26,7 @@
         <w:t xml:space="preserve">2026-04-01</w:t>
       </w:r>
     </w:p>
-    <w:bookmarkStart w:id="20" w:name="the-problem"/>
+    <w:bookmarkStart w:id="9" w:name="the-problem"/>
     <w:p>
       <w:pPr>
         <w:pStyle w:val="Heading1"/>
@@ -129,8 +51,8 @@
         <w:t xml:space="preserve">This is why grids cannot expand fast enough. It is not a shortage of copper, or of engineers, or of money. It is a shortage of one material that no one in Africa controls. The Kariba drought proved what happens when a grid built on imports meets a crisis: generation collapses, and the backbone cannot adapt because the replacement parts are on a ship that has not left port.</w:t>
       </w:r>
     </w:p>
-    <w:bookmarkEnd w:id="20"/>
-    <w:bookmarkStart w:id="21" w:name="the-solution"/>
+    <w:bookmarkEnd w:id="9"/>
+    <w:bookmarkStart w:id="10" w:name="the-solution"/>
     <w:p>
       <w:pPr>
         <w:pStyle w:val="Heading1"/>
@@ -163,8 +85,8 @@
         <w:t xml:space="preserve">The grid backbone — the transmission lines and transformers that move power across a country — uses no semiconductors. No computer chips. No imported circuit boards. Copper, steel, and oil. When something breaks, it is repaired from materials found in the nearest city.</w:t>
       </w:r>
     </w:p>
-    <w:bookmarkEnd w:id="21"/>
-    <w:bookmarkStart w:id="22" w:name="what-this-means"/>
+    <w:bookmarkEnd w:id="10"/>
+    <w:bookmarkStart w:id="11" w:name="what-this-means"/>
     <w:p>
       <w:pPr>
         <w:pStyle w:val="Heading1"/>
@@ -245,8 +167,8 @@
         <w:t xml:space="preserve">The grid backbone is built from materials found within the country’s borders. No foreign supplier can hold the grid hostage. No sanctions regime can turn the lights off. The skills to build and maintain the grid are taught at local polytechnics, not imported from abroad. Energy sovereignty means the power stays on regardless of what happens in the rest of the world.</w:t>
       </w:r>
     </w:p>
-    <w:bookmarkEnd w:id="22"/>
-    <w:bookmarkStart w:id="23" w:name="the-numbers"/>
+    <w:bookmarkEnd w:id="11"/>
+    <w:bookmarkStart w:id="12" w:name="the-numbers"/>
     <w:p>
       <w:pPr>
         <w:pStyle w:val="Heading1"/>
@@ -259,7 +181,6 @@
       <w:tblPr>
         <w:tblStyle w:val="Table"/>
         <w:tblW w:type="pct" w:w="5000"/>
-        <w:jc w:val="left"/>
         <w:tblLayout w:type="fixed"/>
         <w:tblLook w:firstRow="1" w:lastRow="0" w:firstColumn="0" w:lastColumn="0" w:noHBand="0" w:noVBand="0" w:val="0020"/>
       </w:tblPr>
@@ -546,7 +467,7 @@
         <w:t xml:space="preserve">The technology is not new. It is a 113-year-old engineering principle applied to modern conditions. What is new is the decision to build a grid that a country owns — not just operates, but owns in the deepest sense: the materials, the skills, and the knowledge to keep it running forever.</w:t>
       </w:r>
     </w:p>
-    <w:bookmarkEnd w:id="23"/>
+    <w:bookmarkEnd w:id="12"/>
     <w:sectPr/>
   </w:body>
 </w:document>
@@ -585,7 +506,7 @@
       <w:lvlText w:val=" "/>
       <w:lvlJc w:val="left"/>
       <w:pPr>
-        <w:ind w:left="720" w:hanging="480"/>
+        <w:ind w:left="720" w:hanging="360"/>
       </w:pPr>
     </w:lvl>
     <w:lvl w:ilvl="1">
@@ -593,7 +514,7 @@
       <w:lvlText w:val=" "/>
       <w:lvlJc w:val="left"/>
       <w:pPr>
-        <w:ind w:left="1440" w:hanging="480"/>
+        <w:ind w:left="1440" w:hanging="360"/>
       </w:pPr>
     </w:lvl>
     <w:lvl w:ilvl="2">
@@ -601,7 +522,7 @@
       <w:lvlText w:val=" "/>
       <w:lvlJc w:val="left"/>
       <w:pPr>
-        <w:ind w:left="2160" w:hanging="480"/>
+        <w:ind w:left="2160" w:hanging="360"/>
       </w:pPr>
     </w:lvl>
     <w:lvl w:ilvl="3">
@@ -609,7 +530,7 @@
       <w:lvlText w:val=" "/>
       <w:lvlJc w:val="left"/>
       <w:pPr>
-        <w:ind w:left="2880" w:hanging="480"/>
+        <w:ind w:left="2880" w:hanging="360"/>
       </w:pPr>
     </w:lvl>
     <w:lvl w:ilvl="4">
@@ -617,7 +538,7 @@
       <w:lvlText w:val=" "/>
       <w:lvlJc w:val="left"/>
       <w:pPr>
-        <w:ind w:left="3600" w:hanging="480"/>
+        <w:ind w:left="3600" w:hanging="360"/>
       </w:pPr>
     </w:lvl>
     <w:lvl w:ilvl="5">
@@ -625,7 +546,7 @@
       <w:lvlText w:val=" "/>
       <w:lvlJc w:val="left"/>
       <w:pPr>
-        <w:ind w:left="4320" w:hanging="480"/>
+        <w:ind w:left="4320" w:hanging="360"/>
       </w:pPr>
     </w:lvl>
     <w:lvl w:ilvl="6">
@@ -633,7 +554,7 @@
       <w:lvlText w:val=" "/>
       <w:lvlJc w:val="left"/>
       <w:pPr>
-        <w:ind w:left="5040" w:hanging="480"/>
+        <w:ind w:left="5040" w:hanging="360"/>
       </w:pPr>
     </w:lvl>
     <w:lvl w:ilvl="7">
@@ -641,7 +562,7 @@
       <w:lvlText w:val=" "/>
       <w:lvlJc w:val="left"/>
       <w:pPr>
-        <w:ind w:left="5760" w:hanging="480"/>
+        <w:ind w:left="5760" w:hanging="360"/>
       </w:pPr>
     </w:lvl>
     <w:lvl w:ilvl="8">
@@ -649,7 +570,7 @@
       <w:lvlText w:val=" "/>
       <w:lvlJc w:val="left"/>
       <w:pPr>
-        <w:ind w:left="6480" w:hanging="480"/>
+        <w:ind w:left="6480" w:hanging="360"/>
       </w:pPr>
     </w:lvl>
   </w:abstractNum>
